--- a/demo/files/Letter to landlord.docx
+++ b/demo/files/Letter to landlord.docx
@@ -14,7 +14,7 @@
           <w:b/>
           <w:spacing w:val="0"/>
         </w:rPr>
-        <w:t xml:space="preserve">Letter to Jordaan Vastgoed</w:t>
+        <w:t xml:space="preserve">Letter to Union Street Properties</w:t>
       </w:r>
     </w:p>
     <w:p>
@@ -110,7 +110,7 @@
           <w:sz-cs w:val="24"/>
           <w:spacing w:val="0"/>
         </w:rPr>
-        <w:t xml:space="preserve">3 September</w:t>
+        <w:t xml:space="preserve">September 3</w:t>
       </w:r>
     </w:p>
     <w:p>
@@ -134,7 +134,7 @@
           <w:sz-cs w:val="24"/>
           <w:spacing w:val="0"/>
         </w:rPr>
-        <w:t xml:space="preserve">12 October</w:t>
+        <w:t xml:space="preserve">October 12</w:t>
       </w:r>
     </w:p>
     <w:p>
@@ -148,7 +148,7 @@
           <w:sz-cs w:val="24"/>
           <w:spacing w:val="0"/>
         </w:rPr>
-        <w:t xml:space="preserve">Kind regards, Marijn</w:t>
+        <w:t xml:space="preserve">Best, Jordan</w:t>
       </w:r>
     </w:p>
     <w:sectPr/>
